--- a/pr-preview/pr-354/chapters/defining-terms.docx
+++ b/pr-preview/pr-354/chapters/defining-terms.docx
@@ -15,7 +15,7 @@
         <w:pStyle w:val="Date"/>
       </w:pPr>
       <w:r>
-        <w:t xml:space="preserve">Last modified: 2026-10-26 00:41:12 (PDT)</w:t>
+        <w:t xml:space="preserve">Last modified: 2026-10-26 00:52:41 (PDT)</w:t>
       </w:r>
     </w:p>
     <w:p>

--- a/pr-preview/pr-354/chapters/defining-terms.docx
+++ b/pr-preview/pr-354/chapters/defining-terms.docx
@@ -15,7 +15,7 @@
         <w:pStyle w:val="Date"/>
       </w:pPr>
       <w:r>
-        <w:t xml:space="preserve">Last modified: 2026-10-26 00:52:41 (PDT)</w:t>
+        <w:t xml:space="preserve">Last modified: 2026-10-26 01:03:10 (PDT)</w:t>
       </w:r>
     </w:p>
     <w:p>

--- a/pr-preview/pr-354/chapters/defining-terms.docx
+++ b/pr-preview/pr-354/chapters/defining-terms.docx
@@ -15,7 +15,7 @@
         <w:pStyle w:val="Date"/>
       </w:pPr>
       <w:r>
-        <w:t xml:space="preserve">Last modified: 2026-10-26 01:03:10 (PDT)</w:t>
+        <w:t xml:space="preserve">Last modified: 2026-10-26 01:14:04 (PDT)</w:t>
       </w:r>
     </w:p>
     <w:p>

--- a/pr-preview/pr-354/chapters/defining-terms.docx
+++ b/pr-preview/pr-354/chapters/defining-terms.docx
@@ -15,7 +15,7 @@
         <w:pStyle w:val="Date"/>
       </w:pPr>
       <w:r>
-        <w:t xml:space="preserve">Last modified: 2026-10-26 01:14:04 (PDT)</w:t>
+        <w:t xml:space="preserve">Last modified: 2026-10-26 01:27:10 (PDT)</w:t>
       </w:r>
     </w:p>
     <w:p>
@@ -2357,7 +2357,7 @@
         <w:t xml:space="preserve"> </w:t>
       </w:r>
       <w:r>
-        <w:t xml:space="preserve">not just for the first case the reader meets.</w:t>
+        <w:t xml:space="preserve">not just for the first case the reader encounters.</w:t>
       </w:r>
       <w:r>
         <w:t xml:space="preserve"> </w:t>
@@ -3307,7 +3307,7 @@
           <w:b/>
           <w:bCs/>
         </w:rPr>
-        <w:t xml:space="preserve">Do not presuppose what the reader has not met:</w:t>
+        <w:t xml:space="preserve">Do not presuppose what the reader has not encountered:</w:t>
       </w:r>
       <w:r>
         <w:t xml:space="preserve"> </w:t>
@@ -4549,7 +4549,7 @@
         <w:t xml:space="preserve"> </w:t>
       </w:r>
       <w:r>
-        <w:t xml:space="preserve">A reader who meets the other words in another source</w:t>
+        <w:t xml:space="preserve">A reader who encounters the other words in another source</w:t>
       </w:r>
       <w:r>
         <w:t xml:space="preserve"> </w:t>
@@ -11224,7 +11224,7 @@
         <w:t xml:space="preserve"> </w:t>
       </w:r>
       <w:r>
-        <w:t xml:space="preserve">The reader meets the question before the answer,</w:t>
+        <w:t xml:space="preserve">The reader encounters the question before the answer,</w:t>
       </w:r>
       <w:r>
         <w:t xml:space="preserve"> </w:t>
